--- a/Programacion II/Kit docente/Clase 13/Guion Docente Clase 13 - Control de excepciones.docx
+++ b/Programacion II/Kit docente/Clase 13/Guion Docente Clase 13 - Control de excepciones.docx
@@ -372,7 +372,7 @@
           <w:color w:val="4A4A49"/>
           <w:sz w:val="22"/>
         </w:rPr>
-        <w:t>Pregunta al aire (2 min): ¿donde encaja esto en el VetCare de su equipo?</w:t>
+        <w:t>Pregunta al aire (2 min): ¿donde encaja esto en su VetCare?</w:t>
       </w:r>
     </w:p>
     <w:p>
@@ -464,7 +464,7 @@
           <w:color w:val="4A4A49"/>
           <w:sz w:val="22"/>
         </w:rPr>
-        <w:t xml:space="preserve"> «Equipos: abran su proyecto VetCare. Esto suma a la rubrica del PI.»</w:t>
+        <w:t xml:space="preserve"> «Abran su proyecto VetCare. Trabajo individual por defecto; si autorice equipo, el archivo puede ser compartido pero cada uno entrega en ExamLab. Esto suma a la rubrica del PI.»</w:t>
       </w:r>
     </w:p>
     <w:p>
@@ -549,7 +549,7 @@
           <w:color w:val="4A4A49"/>
           <w:sz w:val="22"/>
         </w:rPr>
-        <w:t>Circular por los equipos. Empujar evidencia funcionando, no perfeccionismo.</w:t>
+        <w:t>Circular por los puestos. Empujar evidencia funcionando, no perfeccionismo.</w:t>
       </w:r>
     </w:p>
     <w:p>

--- a/Programacion II/Kit docente/Clase 13/Guion Docente Clase 13 - Control de excepciones.docx
+++ b/Programacion II/Kit docente/Clase 13/Guion Docente Clase 13 - Control de excepciones.docx
@@ -156,6 +156,7 @@
       <w:r>
         <w:rPr>
           <w:rFonts w:ascii="Consolas" w:hAnsi="Consolas"/>
+          <w:b w:val="0"/>
           <w:color w:val="111111"/>
           <w:sz w:val="21"/>
         </w:rPr>
@@ -430,6 +431,7 @@
       <w:r>
         <w:rPr>
           <w:rFonts w:ascii="Consolas" w:hAnsi="Consolas"/>
+          <w:b w:val="0"/>
           <w:color w:val="111111"/>
           <w:sz w:val="21"/>
         </w:rPr>
@@ -597,6 +599,7 @@
       <w:r>
         <w:rPr>
           <w:rFonts w:ascii="Consolas" w:hAnsi="Consolas"/>
+          <w:b w:val="0"/>
           <w:color w:val="111111"/>
           <w:sz w:val="21"/>
         </w:rPr>
@@ -664,6 +667,7 @@
       <w:r>
         <w:rPr>
           <w:rFonts w:ascii="Consolas" w:hAnsi="Consolas"/>
+          <w:b w:val="0"/>
           <w:color w:val="111111"/>
           <w:sz w:val="21"/>
         </w:rPr>

--- a/Programacion II/Kit docente/Clase 13/Guion Docente Clase 13 - Control de excepciones.docx
+++ b/Programacion II/Kit docente/Clase 13/Guion Docente Clase 13 - Control de excepciones.docx
@@ -130,7 +130,7 @@
           <w:color w:val="4A4A49"/>
           <w:sz w:val="22"/>
         </w:rPr>
-        <w:t xml:space="preserve"> Apache NetBeans</w:t>
+        <w:t xml:space="preserve"> Visual Studio Code (Java)</w:t>
       </w:r>
     </w:p>
     <w:p>
@@ -218,7 +218,7 @@
           <w:color w:val="4A4A49"/>
           <w:sz w:val="22"/>
         </w:rPr>
-        <w:t>La estructura try-catch-finally tiene una anatomia que conviene explicar despacio. En el try va el codigo que puede fallar y nada mas: entre menos lineas tenga el try, mas facil es saber quien fallo. En los catch va la reaccion, y se escriben del tipo mas especifico al mas general, porque Java entrega la excepcion al primer catch que la acepte; si usted pone catch (Exception e) antes de catch (NumberFormatException e), NetBeans marca error de compilacion con el mensaje 'exception has already been caught'. Por la misma razon, al leer el CSV de VetCare, catch (FileNotFoundException e) va antes que catch (IOException e), porque la primera es hija de la segunda. Desde Java 7 se pueden unir tipos hermanos con multi-catch: catch (NumberFormatException | NullPointerException e). El bloque finally se ejecuta siempre, haya o no haya excepcion, e incluso si dentro del try hay un return (lo unico que se lo salta es apagar la maquina virtual con System.exit), y por eso fue durante anios el sitio para cerrar archivos y liberar recursos. Hoy preferimos el try-with-resources, que abre el recurso entre los parentesis del try y lo cierra solo, y funciona con cualquier objeto que implemente la interfaz AutoCloseable, como BufferedReader o PrintWriter: try (BufferedReader lector = new BufferedReader(new FileReader('datos/mascotas.csv'))) { ... }. En VetCare esto significa que si el CSV esta corrupto a la mitad, el archivo igual se cierra y la aplicacion sigue viva con las mascotas que alcanzo a leer.</w:t>
+        <w:t>La estructura try-catch-finally tiene una anatomia que conviene explicar despacio. En el try va el codigo que puede fallar y nada mas: entre menos lineas tenga el try, mas facil es saber quien fallo. En los catch va la reaccion, y se escriben del tipo mas especifico al mas general, porque Java entrega la excepcion al primer catch que la acepte; si usted pone catch (Exception e) antes de catch (NumberFormatException e), VS Code marca error de compilacion con el mensaje 'exception has already been caught'. Por la misma razon, al leer el CSV de VetCare, catch (FileNotFoundException e) va antes que catch (IOException e), porque la primera es hija de la segunda. Desde Java 7 se pueden unir tipos hermanos con multi-catch: catch (NumberFormatException | NullPointerException e). El bloque finally se ejecuta siempre, haya o no haya excepcion, e incluso si dentro del try hay un return (lo unico que se lo salta es apagar la maquina virtual con System.exit), y por eso fue durante anios el sitio para cerrar archivos y liberar recursos. Hoy preferimos el try-with-resources, que abre el recurso entre los parentesis del try y lo cierra solo, y funciona con cualquier objeto que implemente la interfaz AutoCloseable, como BufferedReader o PrintWriter: try (BufferedReader lector = new BufferedReader(new FileReader('datos/mascotas.csv'))) { ... }. En VetCare esto significa que si el CSV esta corrupto a la mitad, el archivo igual se cierra y la aplicacion sigue viva con las mascotas que alcanzo a leer.</w:t>
       </w:r>
     </w:p>
     <w:p>
@@ -238,7 +238,7 @@
           <w:color w:val="4A4A49"/>
           <w:sz w:val="22"/>
         </w:rPr>
-        <w:t>El catch vacio, ese catch (Exception e) { } que aparece cuando NetBeans ofrece 'Surround with try-catch' y el estudiante borra el contenido para que no moleste, es el error mas caro del curso. Silencia la falla pero no la arregla: el objeto queda a medio construir, la mascota nunca se agrego a la lista, el usuario cree que guardo y el error reaparece tres pantallas mas adelante como un NullPointerException que no tiene nada que ver con la causa real. Manejar una excepcion significa hacer al menos una de cuatro cosas: informarle al usuario en su idioma, registrar el problema para poder repararlo despues, asumir un valor por defecto que este documentado, o relanzar la excepcion envuelta en otra con mas contexto. Ojo: e.printStackTrace() tampoco es manejar, es apenas dejar una nota en una consola que el usuario final nunca ve. Y la mejor excepcion es la que no ocurre: validar antes de convertir (revisar null, aplicar trim, verificar isEmpty y comprobar el rango) evita el 80 por ciento de los try-catch de VetCare y hace que el codigo se lea como las reglas del negocio.</w:t>
+        <w:t>El catch vacio, ese catch (Exception e) { } que aparece cuando VS Code ofrece en la bombilla 'Surround with try/catch' y el estudiante borra el contenido para que no moleste, es el error mas caro del curso. Silencia la falla pero no la arregla: el objeto queda a medio construir, la mascota nunca se agrego a la lista, el usuario cree que guardo y el error reaparece tres pantallas mas adelante como un NullPointerException que no tiene nada que ver con la causa real. Manejar una excepcion significa hacer al menos una de cuatro cosas: informarle al usuario en su idioma, registrar el problema para poder repararlo despues, asumir un valor por defecto que este documentado, o relanzar la excepcion envuelta en otra con mas contexto. Ojo: e.printStackTrace() tampoco es manejar, es apenas dejar una nota en una consola que el usuario final nunca ve. Y la mejor excepcion es la que no ocurre: validar antes de convertir (revisar null, aplicar trim, verificar isEmpty y comprobar el rango) evita el 80 por ciento de los try-catch de VetCare y hace que el codigo se lea como las reglas del negocio.</w:t>
       </w:r>
     </w:p>
     <w:p>
@@ -248,7 +248,7 @@
           <w:color w:val="4A4A49"/>
           <w:sz w:val="22"/>
         </w:rPr>
-        <w:t>Error tipico del docente que no domina el tema: envolver todo el main en un unico try { ... } catch (Exception e) { } gigante y anunciarle al grupo que 'el programa ya quedo blindado'. Lo que quedo fue ciego: cualquier falla, venga del archivo o de la edad, cae en el mismo saco, se pierde la causa y el usuario no recibe ningun mensaje util. Otras variantes del mismo error son usar excepciones para controlar el flujo normal (lanzar una excepcion para decir que la busqueda no encontro la mascota, en vez de devolver null o un Optional), atrapar Throwable o Error creyendo que 'asi cubro todo', y explicar que las excepciones 'son cuando el programa se dana', lo cual deja al estudiante sin la idea clave: la excepcion es un canal de comunicacion entre la capa que detecta el problema y la capa que sabe como responderle al humano. Antes de la clase practique tres cosas en NetBeans: provocar el error de compilacion por catch mal ordenado, mostrar que finally se ejecuta incluso cuando el try hace return, y borrar datos/mascotas.csv para que el grupo vea la diferencia entre FileNotFoundException y IOException; son las tres preguntas que el grupo siempre hace.</w:t>
+        <w:t>Error tipico del docente que no domina el tema: envolver todo el main en un unico try { ... } catch (Exception e) { } gigante y anunciarle al grupo que 'el programa ya quedo blindado'. Lo que quedo fue ciego: cualquier falla, venga del archivo o de la edad, cae en el mismo saco, se pierde la causa y el usuario no recibe ningun mensaje util. Otras variantes del mismo error son usar excepciones para controlar el flujo normal (lanzar una excepcion para decir que la busqueda no encontro la mascota, en vez de devolver null o un Optional), atrapar Throwable o Error creyendo que 'asi cubro todo', y explicar que las excepciones 'son cuando el programa se dana', lo cual deja al estudiante sin la idea clave: la excepcion es un canal de comunicacion entre la capa que detecta el problema y la capa que sabe como responderle al humano. Antes de la clase practique tres cosas en VS Code: provocar el error de compilacion por catch mal ordenado, mostrar que finally se ejecuta incluso cuando el try hace return, y borrar datos/mascotas.csv para que el grupo vea la diferencia entre FileNotFoundException y IOException; son las tres preguntas que el grupo siempre hace.</w:t>
       </w:r>
     </w:p>
     <w:p>
@@ -489,7 +489,7 @@
           <w:color w:val="4A4A49"/>
           <w:sz w:val="22"/>
         </w:rPr>
-        <w:t>Paso 1. Abra el proyecto VetCare en NetBeans, cree el paquete vetcare.excepciones y dentro la clase DatoInvalidoException que extienda Exception con un constructor que reciba el mensaje; compile y verifique que no hay errores.</w:t>
+        <w:t>Paso 1. Abra el proyecto VetCare en VS Code, cree el paquete vetcare.excepciones y dentro la clase DatoInvalidoException que extienda Exception con un constructor que reciba el mensaje; compile y verifique que no hay errores.</w:t>
       </w:r>
     </w:p>
     <w:p>
